--- a/wwwroot/Templates/İmtahan rəhbəri-müqavile.docx
+++ b/wwwroot/Templates/İmtahan rəhbəri-müqavile.docx
@@ -634,8 +634,6 @@
         </w:rPr>
         <w:t>___</w:t>
       </w:r>
-      <w:bookmarkStart w:id="0" w:name="_GoBack"/>
-      <w:bookmarkEnd w:id="0"/>
       <w:r>
         <w:rPr>
           <w:rFonts w:ascii="Arial" w:hAnsi="Arial" w:cs="Arial"/>
@@ -4392,8 +4390,6 @@
     </w:p>
     <w:p>
       <w:pPr>
-        <w:ind w:left="360"/>
-        <w:jc w:val="center"/>
         <w:rPr>
           <w:rFonts w:ascii="Arial" w:hAnsi="Arial" w:cs="Arial"/>
           <w:b/>
@@ -4402,69 +4398,8 @@
           <w:lang w:val="az-Latn-AZ"/>
         </w:rPr>
       </w:pPr>
-    </w:p>
-    <w:p>
-      <w:pPr>
-        <w:ind w:left="360"/>
-        <w:jc w:val="center"/>
-        <w:rPr>
-          <w:rFonts w:ascii="Arial" w:hAnsi="Arial" w:cs="Arial"/>
-          <w:b/>
-          <w:sz w:val="23"/>
-          <w:szCs w:val="23"/>
-          <w:lang w:val="az-Latn-AZ"/>
-        </w:rPr>
-      </w:pPr>
-    </w:p>
-    <w:p>
-      <w:pPr>
-        <w:ind w:left="360"/>
-        <w:jc w:val="center"/>
-        <w:rPr>
-          <w:rFonts w:ascii="Arial" w:hAnsi="Arial" w:cs="Arial"/>
-          <w:b/>
-          <w:sz w:val="23"/>
-          <w:szCs w:val="23"/>
-          <w:lang w:val="az-Latn-AZ"/>
-        </w:rPr>
-      </w:pPr>
-    </w:p>
-    <w:p>
-      <w:pPr>
-        <w:ind w:left="360"/>
-        <w:jc w:val="center"/>
-        <w:rPr>
-          <w:rFonts w:ascii="Arial" w:hAnsi="Arial" w:cs="Arial"/>
-          <w:b/>
-          <w:sz w:val="23"/>
-          <w:szCs w:val="23"/>
-          <w:lang w:val="az-Latn-AZ"/>
-        </w:rPr>
-      </w:pPr>
-    </w:p>
-    <w:p>
-      <w:pPr>
-        <w:ind w:left="360"/>
-        <w:jc w:val="center"/>
-        <w:rPr>
-          <w:rFonts w:ascii="Arial" w:hAnsi="Arial" w:cs="Arial"/>
-          <w:b/>
-          <w:sz w:val="23"/>
-          <w:szCs w:val="23"/>
-          <w:lang w:val="az-Latn-AZ"/>
-        </w:rPr>
-      </w:pPr>
-    </w:p>
-    <w:p>
-      <w:pPr>
-        <w:rPr>
-          <w:rFonts w:ascii="Arial" w:hAnsi="Arial" w:cs="Arial"/>
-          <w:b/>
-          <w:sz w:val="23"/>
-          <w:szCs w:val="23"/>
-          <w:lang w:val="az-Latn-AZ"/>
-        </w:rPr>
-      </w:pPr>
+      <w:bookmarkStart w:id="0" w:name="_GoBack"/>
+      <w:bookmarkEnd w:id="0"/>
     </w:p>
     <w:sectPr>
       <w:pgSz w:w="11906" w:h="16838"/>

--- a/wwwroot/Templates/İmtahan rəhbəri-müqavile.docx
+++ b/wwwroot/Templates/İmtahan rəhbəri-müqavile.docx
@@ -1,6 +1,6 @@
 
 <file path=word/document.xml><?xml version="1.0" encoding="utf-8"?>
-<w:document xmlns:wpc="http://schemas.microsoft.com/office/word/2010/wordprocessingCanvas" xmlns:mc="http://schemas.openxmlformats.org/markup-compatibility/2006" xmlns:o="urn:schemas-microsoft-com:office:office" xmlns:r="http://schemas.openxmlformats.org/officeDocument/2006/relationships" xmlns:m="http://schemas.openxmlformats.org/officeDocument/2006/math" xmlns:v="urn:schemas-microsoft-com:vml" xmlns:wp14="http://schemas.microsoft.com/office/word/2010/wordprocessingDrawing" xmlns:wp="http://schemas.openxmlformats.org/drawingml/2006/wordprocessingDrawing" xmlns:w10="urn:schemas-microsoft-com:office:word" xmlns:w="http://schemas.openxmlformats.org/wordprocessingml/2006/main" xmlns:w14="http://schemas.microsoft.com/office/word/2010/wordml" xmlns:w15="http://schemas.microsoft.com/office/word/2012/wordml" xmlns:wpg="http://schemas.microsoft.com/office/word/2010/wordprocessingGroup" xmlns:wpi="http://schemas.microsoft.com/office/word/2010/wordprocessingInk" xmlns:wne="http://schemas.microsoft.com/office/word/2006/wordml" xmlns:wps="http://schemas.microsoft.com/office/word/2010/wordprocessingShape" mc:Ignorable="w14 w15 wp14">
+<w:document xmlns:wpc="http://schemas.microsoft.com/office/word/2010/wordprocessingCanvas" xmlns:cx="http://schemas.microsoft.com/office/drawing/2014/chartex" xmlns:mc="http://schemas.openxmlformats.org/markup-compatibility/2006" xmlns:o="urn:schemas-microsoft-com:office:office" xmlns:r="http://schemas.openxmlformats.org/officeDocument/2006/relationships" xmlns:m="http://schemas.openxmlformats.org/officeDocument/2006/math" xmlns:v="urn:schemas-microsoft-com:vml" xmlns:wp14="http://schemas.microsoft.com/office/word/2010/wordprocessingDrawing" xmlns:wp="http://schemas.openxmlformats.org/drawingml/2006/wordprocessingDrawing" xmlns:w10="urn:schemas-microsoft-com:office:word" xmlns:w="http://schemas.openxmlformats.org/wordprocessingml/2006/main" xmlns:w14="http://schemas.microsoft.com/office/word/2010/wordml" xmlns:w15="http://schemas.microsoft.com/office/word/2012/wordml" xmlns:w16se="http://schemas.microsoft.com/office/word/2015/wordml/symex" xmlns:wpg="http://schemas.microsoft.com/office/word/2010/wordprocessingGroup" xmlns:wpi="http://schemas.microsoft.com/office/word/2010/wordprocessingInk" xmlns:wne="http://schemas.microsoft.com/office/word/2006/wordml" xmlns:wps="http://schemas.microsoft.com/office/word/2010/wordprocessingShape" mc:Ignorable="w14 w15 w16se wp14">
   <w:body>
     <w:p>
       <w:pPr>
@@ -2964,15 +2964,10 @@
     </w:p>
     <w:p>
       <w:pPr>
-        <w:pStyle w:val="ListParagraph"/>
-        <w:numPr>
-          <w:ilvl w:val="0"/>
-          <w:numId w:val="11"/>
-        </w:numPr>
         <w:tabs>
           <w:tab w:val="left" w:pos="426"/>
         </w:tabs>
-        <w:spacing w:line="240" w:lineRule="auto"/>
+        <w:ind w:left="360"/>
         <w:jc w:val="center"/>
         <w:rPr>
           <w:rFonts w:ascii="Arial" w:hAnsi="Arial" w:cs="Arial"/>
@@ -2982,6 +2977,16 @@
           <w:lang w:val="az-Latn-AZ"/>
         </w:rPr>
       </w:pPr>
+      <w:r>
+        <w:rPr>
+          <w:rFonts w:ascii="Arial" w:hAnsi="Arial" w:cs="Arial"/>
+          <w:b/>
+          <w:sz w:val="23"/>
+          <w:szCs w:val="23"/>
+          <w:lang w:val="az-Latn-AZ"/>
+        </w:rPr>
+        <w:t xml:space="preserve">3. </w:t>
+      </w:r>
       <w:r>
         <w:rPr>
           <w:rFonts w:ascii="Arial" w:hAnsi="Arial" w:cs="Arial"/>
@@ -3154,6 +3159,8 @@
         </w:rPr>
         <w:t>. Digər şərtlər</w:t>
       </w:r>
+      <w:bookmarkStart w:id="0" w:name="_GoBack"/>
+      <w:bookmarkEnd w:id="0"/>
     </w:p>
     <w:p>
       <w:pPr>
@@ -4398,8 +4405,6 @@
           <w:lang w:val="az-Latn-AZ"/>
         </w:rPr>
       </w:pPr>
-      <w:bookmarkStart w:id="0" w:name="_GoBack"/>
-      <w:bookmarkEnd w:id="0"/>
     </w:p>
     <w:sectPr>
       <w:pgSz w:w="11906" w:h="16838"/>
@@ -4411,8 +4416,8 @@
 </file>
 
 <file path=word/numbering.xml><?xml version="1.0" encoding="utf-8"?>
-<w:numbering xmlns:wpc="http://schemas.microsoft.com/office/word/2010/wordprocessingCanvas" xmlns:mc="http://schemas.openxmlformats.org/markup-compatibility/2006" xmlns:o="urn:schemas-microsoft-com:office:office" xmlns:r="http://schemas.openxmlformats.org/officeDocument/2006/relationships" xmlns:m="http://schemas.openxmlformats.org/officeDocument/2006/math" xmlns:v="urn:schemas-microsoft-com:vml" xmlns:wp14="http://schemas.microsoft.com/office/word/2010/wordprocessingDrawing" xmlns:wp="http://schemas.openxmlformats.org/drawingml/2006/wordprocessingDrawing" xmlns:w10="urn:schemas-microsoft-com:office:word" xmlns:w="http://schemas.openxmlformats.org/wordprocessingml/2006/main" xmlns:w14="http://schemas.microsoft.com/office/word/2010/wordml" xmlns:w15="http://schemas.microsoft.com/office/word/2012/wordml" xmlns:wpg="http://schemas.microsoft.com/office/word/2010/wordprocessingGroup" xmlns:wpi="http://schemas.microsoft.com/office/word/2010/wordprocessingInk" xmlns:wne="http://schemas.microsoft.com/office/word/2006/wordml" xmlns:wps="http://schemas.microsoft.com/office/word/2010/wordprocessingShape" mc:Ignorable="w14 w15 wp14">
-  <w:abstractNum w:abstractNumId="0">
+<w:numbering xmlns:wpc="http://schemas.microsoft.com/office/word/2010/wordprocessingCanvas" xmlns:cx="http://schemas.microsoft.com/office/drawing/2014/chartex" xmlns:mc="http://schemas.openxmlformats.org/markup-compatibility/2006" xmlns:o="urn:schemas-microsoft-com:office:office" xmlns:r="http://schemas.openxmlformats.org/officeDocument/2006/relationships" xmlns:m="http://schemas.openxmlformats.org/officeDocument/2006/math" xmlns:v="urn:schemas-microsoft-com:vml" xmlns:wp14="http://schemas.microsoft.com/office/word/2010/wordprocessingDrawing" xmlns:wp="http://schemas.openxmlformats.org/drawingml/2006/wordprocessingDrawing" xmlns:w10="urn:schemas-microsoft-com:office:word" xmlns:w="http://schemas.openxmlformats.org/wordprocessingml/2006/main" xmlns:w14="http://schemas.microsoft.com/office/word/2010/wordml" xmlns:w15="http://schemas.microsoft.com/office/word/2012/wordml" xmlns:w16se="http://schemas.microsoft.com/office/word/2015/wordml/symex" xmlns:wpg="http://schemas.microsoft.com/office/word/2010/wordprocessingGroup" xmlns:wpi="http://schemas.microsoft.com/office/word/2010/wordprocessingInk" xmlns:wne="http://schemas.microsoft.com/office/word/2006/wordml" xmlns:wps="http://schemas.microsoft.com/office/word/2010/wordprocessingShape" mc:Ignorable="w14 w15 w16se wp14">
+  <w:abstractNum w:abstractNumId="0" w15:restartNumberingAfterBreak="0">
     <w:nsid w:val="05B062C6"/>
     <w:multiLevelType w:val="multilevel"/>
     <w:tmpl w:val="53FEC900"/>
@@ -4525,7 +4530,7 @@
       </w:rPr>
     </w:lvl>
   </w:abstractNum>
-  <w:abstractNum w:abstractNumId="1">
+  <w:abstractNum w:abstractNumId="1" w15:restartNumberingAfterBreak="0">
     <w:nsid w:val="08D179AA"/>
     <w:multiLevelType w:val="hybridMultilevel"/>
     <w:tmpl w:val="7C52E784"/>
@@ -4614,7 +4619,7 @@
       </w:pPr>
     </w:lvl>
   </w:abstractNum>
-  <w:abstractNum w:abstractNumId="2">
+  <w:abstractNum w:abstractNumId="2" w15:restartNumberingAfterBreak="0">
     <w:nsid w:val="0A5C17B4"/>
     <w:multiLevelType w:val="multilevel"/>
     <w:tmpl w:val="DE724754"/>
@@ -4735,7 +4740,7 @@
       </w:rPr>
     </w:lvl>
   </w:abstractNum>
-  <w:abstractNum w:abstractNumId="3">
+  <w:abstractNum w:abstractNumId="3" w15:restartNumberingAfterBreak="0">
     <w:nsid w:val="16F31115"/>
     <w:multiLevelType w:val="hybridMultilevel"/>
     <w:tmpl w:val="53D6AD16"/>
@@ -4849,7 +4854,7 @@
       </w:rPr>
     </w:lvl>
   </w:abstractNum>
-  <w:abstractNum w:abstractNumId="4">
+  <w:abstractNum w:abstractNumId="4" w15:restartNumberingAfterBreak="0">
     <w:nsid w:val="19615784"/>
     <w:multiLevelType w:val="multilevel"/>
     <w:tmpl w:val="3B3E4138"/>
@@ -4962,7 +4967,7 @@
       </w:rPr>
     </w:lvl>
   </w:abstractNum>
-  <w:abstractNum w:abstractNumId="5">
+  <w:abstractNum w:abstractNumId="5" w15:restartNumberingAfterBreak="0">
     <w:nsid w:val="381C45AE"/>
     <w:multiLevelType w:val="hybridMultilevel"/>
     <w:tmpl w:val="2E527DB6"/>
@@ -5075,7 +5080,7 @@
       </w:rPr>
     </w:lvl>
   </w:abstractNum>
-  <w:abstractNum w:abstractNumId="6">
+  <w:abstractNum w:abstractNumId="6" w15:restartNumberingAfterBreak="0">
     <w:nsid w:val="51514890"/>
     <w:multiLevelType w:val="hybridMultilevel"/>
     <w:tmpl w:val="D84C7E50"/>
@@ -5192,7 +5197,7 @@
       </w:pPr>
     </w:lvl>
   </w:abstractNum>
-  <w:abstractNum w:abstractNumId="7">
+  <w:abstractNum w:abstractNumId="7" w15:restartNumberingAfterBreak="0">
     <w:nsid w:val="52AA12AA"/>
     <w:multiLevelType w:val="singleLevel"/>
     <w:tmpl w:val="83A25A22"/>
@@ -5207,7 +5212,7 @@
       </w:pPr>
     </w:lvl>
   </w:abstractNum>
-  <w:abstractNum w:abstractNumId="8">
+  <w:abstractNum w:abstractNumId="8" w15:restartNumberingAfterBreak="0">
     <w:nsid w:val="558C2C34"/>
     <w:multiLevelType w:val="multilevel"/>
     <w:tmpl w:val="295E40A8"/>
@@ -5320,7 +5325,96 @@
       </w:rPr>
     </w:lvl>
   </w:abstractNum>
-  <w:abstractNum w:abstractNumId="9">
+  <w:abstractNum w:abstractNumId="9" w15:restartNumberingAfterBreak="0">
+    <w:nsid w:val="62C20B56"/>
+    <w:multiLevelType w:val="hybridMultilevel"/>
+    <w:tmpl w:val="1A660B60"/>
+    <w:lvl w:ilvl="0" w:tplc="0409000F">
+      <w:start w:val="3"/>
+      <w:numFmt w:val="decimal"/>
+      <w:lvlText w:val="%1."/>
+      <w:lvlJc w:val="left"/>
+      <w:pPr>
+        <w:ind w:left="720" w:hanging="360"/>
+      </w:pPr>
+      <w:rPr>
+        <w:rFonts w:hint="default"/>
+      </w:rPr>
+    </w:lvl>
+    <w:lvl w:ilvl="1" w:tplc="04090019" w:tentative="1">
+      <w:start w:val="1"/>
+      <w:numFmt w:val="lowerLetter"/>
+      <w:lvlText w:val="%2."/>
+      <w:lvlJc w:val="left"/>
+      <w:pPr>
+        <w:ind w:left="1440" w:hanging="360"/>
+      </w:pPr>
+    </w:lvl>
+    <w:lvl w:ilvl="2" w:tplc="0409001B" w:tentative="1">
+      <w:start w:val="1"/>
+      <w:numFmt w:val="lowerRoman"/>
+      <w:lvlText w:val="%3."/>
+      <w:lvlJc w:val="right"/>
+      <w:pPr>
+        <w:ind w:left="2160" w:hanging="180"/>
+      </w:pPr>
+    </w:lvl>
+    <w:lvl w:ilvl="3" w:tplc="0409000F" w:tentative="1">
+      <w:start w:val="1"/>
+      <w:numFmt w:val="decimal"/>
+      <w:lvlText w:val="%4."/>
+      <w:lvlJc w:val="left"/>
+      <w:pPr>
+        <w:ind w:left="2880" w:hanging="360"/>
+      </w:pPr>
+    </w:lvl>
+    <w:lvl w:ilvl="4" w:tplc="04090019" w:tentative="1">
+      <w:start w:val="1"/>
+      <w:numFmt w:val="lowerLetter"/>
+      <w:lvlText w:val="%5."/>
+      <w:lvlJc w:val="left"/>
+      <w:pPr>
+        <w:ind w:left="3600" w:hanging="360"/>
+      </w:pPr>
+    </w:lvl>
+    <w:lvl w:ilvl="5" w:tplc="0409001B" w:tentative="1">
+      <w:start w:val="1"/>
+      <w:numFmt w:val="lowerRoman"/>
+      <w:lvlText w:val="%6."/>
+      <w:lvlJc w:val="right"/>
+      <w:pPr>
+        <w:ind w:left="4320" w:hanging="180"/>
+      </w:pPr>
+    </w:lvl>
+    <w:lvl w:ilvl="6" w:tplc="0409000F" w:tentative="1">
+      <w:start w:val="1"/>
+      <w:numFmt w:val="decimal"/>
+      <w:lvlText w:val="%7."/>
+      <w:lvlJc w:val="left"/>
+      <w:pPr>
+        <w:ind w:left="5040" w:hanging="360"/>
+      </w:pPr>
+    </w:lvl>
+    <w:lvl w:ilvl="7" w:tplc="04090019" w:tentative="1">
+      <w:start w:val="1"/>
+      <w:numFmt w:val="lowerLetter"/>
+      <w:lvlText w:val="%8."/>
+      <w:lvlJc w:val="left"/>
+      <w:pPr>
+        <w:ind w:left="5760" w:hanging="360"/>
+      </w:pPr>
+    </w:lvl>
+    <w:lvl w:ilvl="8" w:tplc="0409001B" w:tentative="1">
+      <w:start w:val="1"/>
+      <w:numFmt w:val="lowerRoman"/>
+      <w:lvlText w:val="%9."/>
+      <w:lvlJc w:val="right"/>
+      <w:pPr>
+        <w:ind w:left="6480" w:hanging="180"/>
+      </w:pPr>
+    </w:lvl>
+  </w:abstractNum>
+  <w:abstractNum w:abstractNumId="10" w15:restartNumberingAfterBreak="0">
     <w:nsid w:val="67186052"/>
     <w:multiLevelType w:val="hybridMultilevel"/>
     <w:tmpl w:val="D1AC43BC"/>
@@ -5438,7 +5532,7 @@
       </w:pPr>
     </w:lvl>
   </w:abstractNum>
-  <w:abstractNum w:abstractNumId="10">
+  <w:abstractNum w:abstractNumId="11" w15:restartNumberingAfterBreak="0">
     <w:nsid w:val="7084424C"/>
     <w:multiLevelType w:val="hybridMultilevel"/>
     <w:tmpl w:val="1DB06EEA"/>
@@ -5552,13 +5646,13 @@
     </w:lvl>
   </w:abstractNum>
   <w:num w:numId="1">
-    <w:abstractNumId w:val="9"/>
+    <w:abstractNumId w:val="10"/>
   </w:num>
   <w:num w:numId="2">
     <w:abstractNumId w:val="5"/>
   </w:num>
   <w:num w:numId="3">
-    <w:abstractNumId w:val="10"/>
+    <w:abstractNumId w:val="11"/>
   </w:num>
   <w:num w:numId="4">
     <w:abstractNumId w:val="6"/>
@@ -5599,11 +5693,14 @@
   <w:num w:numId="12">
     <w:abstractNumId w:val="1"/>
   </w:num>
+  <w:num w:numId="13">
+    <w:abstractNumId w:val="9"/>
+  </w:num>
 </w:numbering>
 </file>
 
 <file path=word/styles.xml><?xml version="1.0" encoding="utf-8"?>
-<w:styles xmlns:mc="http://schemas.openxmlformats.org/markup-compatibility/2006" xmlns:r="http://schemas.openxmlformats.org/officeDocument/2006/relationships" xmlns:w="http://schemas.openxmlformats.org/wordprocessingml/2006/main" xmlns:w14="http://schemas.microsoft.com/office/word/2010/wordml" xmlns:w15="http://schemas.microsoft.com/office/word/2012/wordml" mc:Ignorable="w14 w15">
+<w:styles xmlns:mc="http://schemas.openxmlformats.org/markup-compatibility/2006" xmlns:r="http://schemas.openxmlformats.org/officeDocument/2006/relationships" xmlns:w="http://schemas.openxmlformats.org/wordprocessingml/2006/main" xmlns:w14="http://schemas.microsoft.com/office/word/2010/wordml" xmlns:w15="http://schemas.microsoft.com/office/word/2012/wordml" xmlns:w16se="http://schemas.microsoft.com/office/word/2015/wordml/symex" mc:Ignorable="w14 w15 w16se">
   <w:docDefaults>
     <w:rPrDefault>
       <w:rPr>
@@ -6127,7 +6224,6 @@
     <w:basedOn w:val="TableNormal"/>
     <w:rsid w:val="003775AD"/>
     <w:tblPr>
-      <w:tblInd w:w="0" w:type="dxa"/>
       <w:tblBorders>
         <w:top w:val="single" w:sz="4" w:space="0" w:color="auto"/>
         <w:left w:val="single" w:sz="4" w:space="0" w:color="auto"/>
@@ -6136,12 +6232,6 @@
         <w:insideH w:val="single" w:sz="4" w:space="0" w:color="auto"/>
         <w:insideV w:val="single" w:sz="4" w:space="0" w:color="auto"/>
       </w:tblBorders>
-      <w:tblCellMar>
-        <w:top w:w="0" w:type="dxa"/>
-        <w:left w:w="108" w:type="dxa"/>
-        <w:bottom w:w="0" w:type="dxa"/>
-        <w:right w:w="108" w:type="dxa"/>
-      </w:tblCellMar>
     </w:tblPr>
   </w:style>
   <w:style w:type="paragraph" w:styleId="Revision">

--- a/wwwroot/Templates/İmtahan rəhbəri-müqavile.docx
+++ b/wwwroot/Templates/İmtahan rəhbəri-müqavile.docx
@@ -3159,8 +3159,6 @@
         </w:rPr>
         <w:t>. Digər şərtlər</w:t>
       </w:r>
-      <w:bookmarkStart w:id="0" w:name="_GoBack"/>
-      <w:bookmarkEnd w:id="0"/>
     </w:p>
     <w:p>
       <w:pPr>
@@ -3839,6 +3837,7 @@
                 <w:lang w:val="az-Latn-AZ"/>
               </w:rPr>
             </w:pPr>
+            <w:bookmarkStart w:id="0" w:name="_GoBack"/>
             <w:r>
               <w:rPr>
                 <w:rFonts w:ascii="Arial" w:eastAsia="Arial,Times New Roman" w:hAnsi="Arial" w:cs="Arial"/>
@@ -3846,7 +3845,17 @@
                 <w:szCs w:val="23"/>
                 <w:lang w:val="az-Latn-AZ"/>
               </w:rPr>
-              <w:t xml:space="preserve">S.A.: Vəfadar Misirov   </w:t>
+              <w:t>A.S</w:t>
+            </w:r>
+            <w:bookmarkEnd w:id="0"/>
+            <w:r>
+              <w:rPr>
+                <w:rFonts w:ascii="Arial" w:eastAsia="Arial,Times New Roman" w:hAnsi="Arial" w:cs="Arial"/>
+                <w:sz w:val="23"/>
+                <w:szCs w:val="23"/>
+                <w:lang w:val="az-Latn-AZ"/>
+              </w:rPr>
+              <w:t xml:space="preserve">.: Vəfadar Misirov   </w:t>
             </w:r>
           </w:p>
           <w:p>
